--- a/RightholderWorkplace/Templates/F_Copyright-Request.docx
+++ b/RightholderWorkplace/Templates/F_Copyright-Request.docx
@@ -15,6 +15,9 @@
       <w:sdt>
         <w:sdtPr>
           <w:rPr>
+            <w:rFonts w:ascii="Times New Roman" w:hAnsi="Times New Roman" w:cs="Times New Roman"/>
+            <w:sz w:val="24"/>
+            <w:szCs w:val="24"/>
             <w:lang w:val="uk-UA"/>
           </w:rPr>
           <w:alias w:val="CstName"/>
@@ -241,6 +244,9 @@
       <w:sdt>
         <w:sdtPr>
           <w:rPr>
+            <w:rFonts w:ascii="Times New Roman" w:hAnsi="Times New Roman" w:cs="Times New Roman"/>
+            <w:sz w:val="24"/>
+            <w:szCs w:val="24"/>
             <w:lang w:val="uk-UA"/>
           </w:rPr>
           <w:alias w:val="CstName"/>
@@ -786,6 +792,8 @@
             </w:rPr>
           </w:pPr>
         </w:p>
+        <w:bookmarkStart w:id="0" w:name="_GoBack" w:displacedByCustomXml="next"/>
+        <w:bookmarkEnd w:id="0" w:displacedByCustomXml="next"/>
       </w:sdtContent>
     </w:sdt>
     <w:p>
@@ -798,8 +806,6 @@
           <w:lang w:val="uk-UA"/>
         </w:rPr>
       </w:pPr>
-      <w:bookmarkStart w:id="0" w:name="_GoBack"/>
-      <w:bookmarkEnd w:id="0"/>
     </w:p>
     <w:p>
       <w:pPr>
@@ -1545,14 +1551,14 @@
     <w:charset w:val="CC"/>
     <w:family w:val="swiss"/>
     <w:pitch w:val="variable"/>
-    <w:sig w:usb0="E0002AFF" w:usb1="4000ACFF" w:usb2="00000001" w:usb3="00000000" w:csb0="000001FF" w:csb1="00000000"/>
+    <w:sig w:usb0="E0002AFF" w:usb1="C000247B" w:usb2="00000009" w:usb3="00000000" w:csb0="000001FF" w:csb1="00000000"/>
   </w:font>
   <w:font w:name="Times New Roman">
     <w:panose1 w:val="02020603050405020304"/>
     <w:charset w:val="CC"/>
     <w:family w:val="roman"/>
     <w:pitch w:val="variable"/>
-    <w:sig w:usb0="E0002AFF" w:usb1="C0007843" w:usb2="00000009" w:usb3="00000000" w:csb0="000001FF" w:csb1="00000000"/>
+    <w:sig w:usb0="E0002EFF" w:usb1="C000785B" w:usb2="00000009" w:usb3="00000000" w:csb0="000001FF" w:csb1="00000000"/>
   </w:font>
   <w:font w:name="Calibri Light">
     <w:panose1 w:val="020F0302020204030204"/>
@@ -1583,6 +1589,7 @@
     <w:rsid w:val="00096E3A"/>
     <w:rsid w:val="005D0375"/>
     <w:rsid w:val="00A212C2"/>
+    <w:rsid w:val="00E17DE7"/>
     <w:rsid w:val="00F7503F"/>
   </w:rsids>
   <m:mathPr>
@@ -2355,7 +2362,7 @@
 </file>
 
 <file path=customXml/itemProps1.xml><?xml version="1.0" encoding="utf-8"?>
-<ds:datastoreItem xmlns:ds="http://schemas.openxmlformats.org/officeDocument/2006/customXml" ds:itemID="{845FB168-6D23-4523-808E-975947659CD4}">
+<ds:datastoreItem xmlns:ds="http://schemas.openxmlformats.org/officeDocument/2006/customXml" ds:itemID="{03327C13-E4D5-4349-8A3B-CDB2C6747956}">
   <ds:schemaRefs>
     <ds:schemaRef ds:uri="http://schemas.openxmlformats.org/officeDocument/2006/bibliography"/>
   </ds:schemaRefs>

--- a/RightholderWorkplace/Templates/F_Copyright-Request.docx
+++ b/RightholderWorkplace/Templates/F_Copyright-Request.docx
@@ -2,425 +2,465 @@
 <file path=word/document.xml><?xml version="1.0" encoding="utf-8"?>
 <w:document xmlns:wpc="http://schemas.microsoft.com/office/word/2010/wordprocessingCanvas" xmlns:cx="http://schemas.microsoft.com/office/drawing/2014/chartex" xmlns:cx1="http://schemas.microsoft.com/office/drawing/2015/9/8/chartex" xmlns:cx2="http://schemas.microsoft.com/office/drawing/2015/10/21/chartex" xmlns:cx3="http://schemas.microsoft.com/office/drawing/2016/5/9/chartex" xmlns:cx4="http://schemas.microsoft.com/office/drawing/2016/5/10/chartex" xmlns:cx5="http://schemas.microsoft.com/office/drawing/2016/5/11/chartex" xmlns:cx6="http://schemas.microsoft.com/office/drawing/2016/5/12/chartex" xmlns:cx7="http://schemas.microsoft.com/office/drawing/2016/5/13/chartex" xmlns:cx8="http://schemas.microsoft.com/office/drawing/2016/5/14/chartex" xmlns:mc="http://schemas.openxmlformats.org/markup-compatibility/2006" xmlns:aink="http://schemas.microsoft.com/office/drawing/2016/ink" xmlns:am3d="http://schemas.microsoft.com/office/drawing/2017/model3d" xmlns:o="urn:schemas-microsoft-com:office:office" xmlns:r="http://schemas.openxmlformats.org/officeDocument/2006/relationships" xmlns:m="http://schemas.openxmlformats.org/officeDocument/2006/math" xmlns:v="urn:schemas-microsoft-com:vml" xmlns:wp14="http://schemas.microsoft.com/office/word/2010/wordprocessingDrawing" xmlns:wp="http://schemas.openxmlformats.org/drawingml/2006/wordprocessingDrawing" xmlns:w10="urn:schemas-microsoft-com:office:word" xmlns:w="http://schemas.openxmlformats.org/wordprocessingml/2006/main" xmlns:w14="http://schemas.microsoft.com/office/word/2010/wordml" xmlns:w15="http://schemas.microsoft.com/office/word/2012/wordml" xmlns:w16cid="http://schemas.microsoft.com/office/word/2016/wordml/cid" xmlns:w16se="http://schemas.microsoft.com/office/word/2015/wordml/symex" xmlns:wpg="http://schemas.microsoft.com/office/word/2010/wordprocessingGroup" xmlns:wpi="http://schemas.microsoft.com/office/word/2010/wordprocessingInk" xmlns:wne="http://schemas.microsoft.com/office/word/2006/wordml" xmlns:wps="http://schemas.microsoft.com/office/word/2010/wordprocessingShape" mc:Ignorable="w14 w15 w16se w16cid wp14">
   <w:body>
-    <w:p/>
-    <w:p/>
-    <w:p>
-      <w:pPr>
-        <w:spacing w:after="0" w:line="240" w:lineRule="auto"/>
-        <w:jc w:val="right"/>
-        <w:rPr>
-          <w:lang w:val="uk-UA"/>
-        </w:rPr>
-      </w:pPr>
-      <w:sdt>
-        <w:sdtPr>
-          <w:rPr>
-            <w:rFonts w:ascii="Times New Roman" w:hAnsi="Times New Roman" w:cs="Times New Roman"/>
-            <w:sz w:val="24"/>
-            <w:szCs w:val="24"/>
-            <w:lang w:val="uk-UA"/>
-          </w:rPr>
-          <w:alias w:val="CstName"/>
-          <w:tag w:val="CstName"/>
-          <w:id w:val="1814210510"/>
-          <w:placeholder>
-            <w:docPart w:val="DefaultPlaceholder_-1854013440"/>
-          </w:placeholder>
-          <w:showingPlcHdr/>
-          <w15:appearance w15:val="tags"/>
-          <w:text/>
-        </w:sdtPr>
-        <w:sdtEndPr/>
-        <w:sdtContent>
-          <w:r>
-            <w:rPr>
-              <w:rStyle w:val="a4"/>
-            </w:rPr>
-            <w:t>Место для ввода текста.</w:t>
-          </w:r>
-        </w:sdtContent>
-      </w:sdt>
-      <w:r>
-        <w:rPr>
-          <w:lang w:val="uk-UA"/>
-        </w:rPr>
-        <w:t xml:space="preserve"> </w:t>
-      </w:r>
-    </w:p>
-    <w:p>
-      <w:pPr>
-        <w:spacing w:after="0" w:line="240" w:lineRule="auto"/>
-        <w:jc w:val="right"/>
-        <w:rPr>
-          <w:rFonts w:ascii="Times New Roman" w:hAnsi="Times New Roman" w:cs="Times New Roman"/>
-          <w:sz w:val="14"/>
-          <w:szCs w:val="14"/>
-          <w:lang w:val="uk-UA"/>
-        </w:rPr>
-      </w:pPr>
-    </w:p>
-    <w:p>
-      <w:pPr>
-        <w:spacing w:after="0" w:line="240" w:lineRule="auto"/>
-        <w:jc w:val="right"/>
-        <w:rPr>
-          <w:rFonts w:ascii="Times New Roman" w:hAnsi="Times New Roman" w:cs="Times New Roman"/>
-          <w:sz w:val="24"/>
-          <w:szCs w:val="24"/>
-          <w:lang w:val="uk-UA"/>
-        </w:rPr>
-      </w:pPr>
-      <w:r>
-        <w:rPr>
-          <w:rFonts w:ascii="Times New Roman" w:hAnsi="Times New Roman" w:cs="Times New Roman"/>
-          <w:sz w:val="24"/>
-          <w:szCs w:val="24"/>
-          <w:lang w:val="uk-UA"/>
-        </w:rPr>
-        <w:t>Державн</w:t>
-      </w:r>
-      <w:r>
-        <w:rPr>
-          <w:rFonts w:ascii="Times New Roman" w:hAnsi="Times New Roman" w:cs="Times New Roman"/>
-          <w:sz w:val="24"/>
-          <w:szCs w:val="24"/>
-          <w:lang w:val="uk-UA"/>
-        </w:rPr>
-        <w:t>ої</w:t>
-      </w:r>
-      <w:r>
-        <w:rPr>
-          <w:rFonts w:ascii="Times New Roman" w:hAnsi="Times New Roman" w:cs="Times New Roman"/>
-          <w:sz w:val="24"/>
-          <w:szCs w:val="24"/>
-          <w:lang w:val="uk-UA"/>
-        </w:rPr>
-        <w:t xml:space="preserve"> організаці</w:t>
-      </w:r>
-      <w:r>
-        <w:rPr>
-          <w:rFonts w:ascii="Times New Roman" w:hAnsi="Times New Roman" w:cs="Times New Roman"/>
-          <w:sz w:val="24"/>
-          <w:szCs w:val="24"/>
-          <w:lang w:val="uk-UA"/>
-        </w:rPr>
-        <w:t>ї</w:t>
-      </w:r>
-    </w:p>
-    <w:p>
-      <w:pPr>
-        <w:spacing w:after="0" w:line="240" w:lineRule="auto"/>
-        <w:jc w:val="right"/>
-        <w:rPr>
-          <w:rFonts w:ascii="Times New Roman" w:hAnsi="Times New Roman" w:cs="Times New Roman"/>
-          <w:sz w:val="24"/>
-          <w:szCs w:val="24"/>
-          <w:lang w:val="uk-UA"/>
-        </w:rPr>
-      </w:pPr>
-      <w:r>
-        <w:rPr>
-          <w:rFonts w:ascii="Times New Roman" w:hAnsi="Times New Roman" w:cs="Times New Roman"/>
-          <w:sz w:val="24"/>
-          <w:szCs w:val="24"/>
-          <w:lang w:val="uk-UA"/>
-        </w:rPr>
-        <w:t xml:space="preserve"> “Українське агентство з </w:t>
-      </w:r>
-    </w:p>
-    <w:p>
-      <w:pPr>
-        <w:spacing w:after="0" w:line="240" w:lineRule="auto"/>
-        <w:jc w:val="right"/>
-        <w:rPr>
-          <w:rFonts w:ascii="Times New Roman" w:hAnsi="Times New Roman" w:cs="Times New Roman"/>
-          <w:sz w:val="24"/>
-          <w:szCs w:val="24"/>
-          <w:lang w:val="uk-UA"/>
-        </w:rPr>
-      </w:pPr>
-      <w:r>
-        <w:rPr>
-          <w:rFonts w:ascii="Times New Roman" w:hAnsi="Times New Roman" w:cs="Times New Roman"/>
-          <w:sz w:val="24"/>
-          <w:szCs w:val="24"/>
-          <w:lang w:val="uk-UA"/>
-        </w:rPr>
-        <w:t xml:space="preserve">авторських та суміжних прав”  </w:t>
-      </w:r>
-    </w:p>
-    <w:p>
-      <w:pPr>
-        <w:spacing w:after="0" w:line="240" w:lineRule="auto"/>
-        <w:jc w:val="right"/>
-        <w:rPr>
-          <w:rFonts w:ascii="Times New Roman" w:hAnsi="Times New Roman" w:cs="Times New Roman"/>
-          <w:sz w:val="24"/>
-          <w:szCs w:val="24"/>
-          <w:lang w:val="uk-UA"/>
-        </w:rPr>
-      </w:pPr>
-      <w:r>
-        <w:rPr>
-          <w:rFonts w:ascii="Times New Roman" w:hAnsi="Times New Roman" w:cs="Times New Roman"/>
-          <w:sz w:val="24"/>
-          <w:szCs w:val="24"/>
-          <w:lang w:val="uk-UA"/>
-        </w:rPr>
-        <w:t xml:space="preserve">в особі в.о. Генерального директора </w:t>
-      </w:r>
-    </w:p>
-    <w:p>
-      <w:pPr>
-        <w:spacing w:after="0" w:line="240" w:lineRule="auto"/>
-        <w:jc w:val="right"/>
-        <w:rPr>
-          <w:rFonts w:ascii="Times New Roman" w:hAnsi="Times New Roman" w:cs="Times New Roman"/>
-          <w:sz w:val="24"/>
-          <w:szCs w:val="24"/>
-          <w:lang w:val="uk-UA"/>
-        </w:rPr>
-      </w:pPr>
-      <w:r>
-        <w:rPr>
-          <w:rFonts w:ascii="Times New Roman" w:hAnsi="Times New Roman" w:cs="Times New Roman"/>
-          <w:sz w:val="24"/>
-          <w:szCs w:val="24"/>
-          <w:lang w:val="uk-UA"/>
-        </w:rPr>
-        <w:t>Костюка Дмитра Дмитровича</w:t>
-      </w:r>
-    </w:p>
-    <w:p>
-      <w:pPr>
-        <w:spacing w:after="0" w:line="240" w:lineRule="auto"/>
-        <w:jc w:val="right"/>
-        <w:rPr>
-          <w:rFonts w:ascii="Times New Roman" w:hAnsi="Times New Roman" w:cs="Times New Roman"/>
-          <w:sz w:val="24"/>
-          <w:szCs w:val="24"/>
-          <w:lang w:val="uk-UA"/>
-        </w:rPr>
-      </w:pPr>
-    </w:p>
-    <w:p>
-      <w:pPr>
-        <w:spacing w:after="0" w:line="240" w:lineRule="auto"/>
-        <w:jc w:val="right"/>
-        <w:rPr>
-          <w:rFonts w:ascii="Times New Roman" w:hAnsi="Times New Roman" w:cs="Times New Roman"/>
-          <w:sz w:val="24"/>
-          <w:szCs w:val="24"/>
-          <w:lang w:val="uk-UA"/>
-        </w:rPr>
-      </w:pPr>
-    </w:p>
-    <w:p>
-      <w:pPr>
-        <w:spacing w:after="0" w:line="240" w:lineRule="auto"/>
+    <w:tbl>
+      <w:tblPr>
+        <w:tblpPr w:leftFromText="180" w:rightFromText="180" w:vertAnchor="text" w:tblpXSpec="center" w:tblpY="1"/>
+        <w:tblOverlap w:val="never"/>
+        <w:tblW w:w="15947" w:type="dxa"/>
         <w:jc w:val="center"/>
-        <w:rPr>
-          <w:rFonts w:ascii="Times New Roman" w:hAnsi="Times New Roman" w:cs="Times New Roman"/>
-          <w:sz w:val="24"/>
-          <w:szCs w:val="24"/>
-          <w:lang w:val="uk-UA"/>
-        </w:rPr>
-      </w:pPr>
-      <w:r>
-        <w:rPr>
-          <w:rFonts w:ascii="Times New Roman" w:hAnsi="Times New Roman" w:cs="Times New Roman"/>
-          <w:sz w:val="24"/>
-          <w:szCs w:val="24"/>
-          <w:lang w:val="uk-UA"/>
-        </w:rPr>
-        <w:t>Шановний</w:t>
-      </w:r>
-      <w:r>
-        <w:rPr>
-          <w:lang w:val="uk-UA"/>
-        </w:rPr>
-        <w:t xml:space="preserve"> </w:t>
-      </w:r>
-      <w:sdt>
-        <w:sdtPr>
-          <w:rPr>
-            <w:rFonts w:ascii="Times New Roman" w:hAnsi="Times New Roman" w:cs="Times New Roman"/>
-            <w:sz w:val="24"/>
-            <w:szCs w:val="24"/>
-            <w:lang w:val="uk-UA"/>
-          </w:rPr>
-          <w:alias w:val="CstName"/>
-          <w:tag w:val="CstName"/>
-          <w:id w:val="-239327941"/>
-          <w:placeholder>
-            <w:docPart w:val="1BEDBA669D1E49758AE2F0B61C946B5D"/>
-          </w:placeholder>
-          <w:showingPlcHdr/>
-          <w15:appearance w15:val="tags"/>
-          <w:text/>
-        </w:sdtPr>
-        <w:sdtEndPr/>
-        <w:sdtContent>
-          <w:r>
-            <w:rPr>
-              <w:rStyle w:val="a4"/>
-            </w:rPr>
-            <w:t>Место для ввода текста.</w:t>
-          </w:r>
-        </w:sdtContent>
-      </w:sdt>
-      <w:r>
-        <w:rPr>
-          <w:rFonts w:ascii="Times New Roman" w:hAnsi="Times New Roman" w:cs="Times New Roman"/>
-          <w:sz w:val="24"/>
-          <w:szCs w:val="24"/>
-          <w:lang w:val="uk-UA"/>
-        </w:rPr>
-        <w:t>!</w:t>
-      </w:r>
-    </w:p>
-    <w:p>
-      <w:pPr>
-        <w:spacing w:after="0" w:line="240" w:lineRule="auto"/>
-        <w:jc w:val="center"/>
-        <w:rPr>
-          <w:rFonts w:ascii="Times New Roman" w:hAnsi="Times New Roman" w:cs="Times New Roman"/>
-          <w:sz w:val="14"/>
-          <w:szCs w:val="14"/>
-          <w:lang w:val="uk-UA"/>
-        </w:rPr>
-      </w:pPr>
-    </w:p>
-    <w:p>
-      <w:pPr>
-        <w:spacing w:after="0" w:line="240" w:lineRule="auto"/>
-        <w:rPr>
-          <w:rFonts w:ascii="Times New Roman" w:hAnsi="Times New Roman" w:cs="Times New Roman"/>
-          <w:sz w:val="24"/>
-          <w:szCs w:val="24"/>
-        </w:rPr>
-      </w:pPr>
-    </w:p>
-    <w:p>
-      <w:pPr>
-        <w:spacing w:after="0" w:line="240" w:lineRule="auto"/>
-        <w:ind w:firstLine="567"/>
-        <w:rPr>
-          <w:rFonts w:ascii="Times New Roman" w:hAnsi="Times New Roman" w:cs="Times New Roman"/>
-          <w:sz w:val="24"/>
-          <w:szCs w:val="24"/>
-          <w:lang w:val="uk-UA"/>
-        </w:rPr>
-      </w:pPr>
-      <w:proofErr w:type="spellStart"/>
-      <w:r>
-        <w:rPr>
-          <w:rFonts w:ascii="Times New Roman" w:hAnsi="Times New Roman" w:cs="Times New Roman"/>
-          <w:sz w:val="24"/>
-          <w:szCs w:val="24"/>
-        </w:rPr>
-        <w:t>Державна</w:t>
-      </w:r>
-      <w:proofErr w:type="spellEnd"/>
-      <w:r>
-        <w:rPr>
-          <w:rFonts w:ascii="Times New Roman" w:hAnsi="Times New Roman" w:cs="Times New Roman"/>
-          <w:sz w:val="24"/>
-          <w:szCs w:val="24"/>
-        </w:rPr>
-        <w:t xml:space="preserve"> </w:t>
-      </w:r>
-      <w:proofErr w:type="spellStart"/>
-      <w:r>
-        <w:rPr>
-          <w:rFonts w:ascii="Times New Roman" w:hAnsi="Times New Roman" w:cs="Times New Roman"/>
-          <w:sz w:val="24"/>
-          <w:szCs w:val="24"/>
-        </w:rPr>
-        <w:t>організація</w:t>
-      </w:r>
-      <w:proofErr w:type="spellEnd"/>
-      <w:r>
-        <w:rPr>
-          <w:rFonts w:ascii="Times New Roman" w:hAnsi="Times New Roman" w:cs="Times New Roman"/>
-          <w:sz w:val="24"/>
-          <w:szCs w:val="24"/>
-        </w:rPr>
-        <w:t xml:space="preserve"> “</w:t>
-      </w:r>
-      <w:proofErr w:type="spellStart"/>
-      <w:r>
-        <w:rPr>
-          <w:rFonts w:ascii="Times New Roman" w:hAnsi="Times New Roman" w:cs="Times New Roman"/>
-          <w:sz w:val="24"/>
-          <w:szCs w:val="24"/>
-        </w:rPr>
-        <w:t>Українське</w:t>
-      </w:r>
-      <w:proofErr w:type="spellEnd"/>
-      <w:r>
-        <w:rPr>
-          <w:rFonts w:ascii="Times New Roman" w:hAnsi="Times New Roman" w:cs="Times New Roman"/>
-          <w:sz w:val="24"/>
-          <w:szCs w:val="24"/>
-        </w:rPr>
-        <w:t xml:space="preserve"> агентство з </w:t>
-      </w:r>
-      <w:proofErr w:type="spellStart"/>
-      <w:r>
-        <w:rPr>
-          <w:rFonts w:ascii="Times New Roman" w:hAnsi="Times New Roman" w:cs="Times New Roman"/>
-          <w:sz w:val="24"/>
-          <w:szCs w:val="24"/>
-        </w:rPr>
-        <w:t>авторських</w:t>
-      </w:r>
-      <w:proofErr w:type="spellEnd"/>
-      <w:r>
-        <w:rPr>
-          <w:rFonts w:ascii="Times New Roman" w:hAnsi="Times New Roman" w:cs="Times New Roman"/>
-          <w:sz w:val="24"/>
-          <w:szCs w:val="24"/>
-        </w:rPr>
-        <w:t xml:space="preserve"> та </w:t>
-      </w:r>
-      <w:proofErr w:type="spellStart"/>
-      <w:r>
-        <w:rPr>
-          <w:rFonts w:ascii="Times New Roman" w:hAnsi="Times New Roman" w:cs="Times New Roman"/>
-          <w:sz w:val="24"/>
-          <w:szCs w:val="24"/>
-        </w:rPr>
-        <w:t>суміжних</w:t>
-      </w:r>
-      <w:proofErr w:type="spellEnd"/>
-      <w:r>
-        <w:rPr>
-          <w:rFonts w:ascii="Times New Roman" w:hAnsi="Times New Roman" w:cs="Times New Roman"/>
-          <w:sz w:val="24"/>
-          <w:szCs w:val="24"/>
-        </w:rPr>
-        <w:t xml:space="preserve"> прав”</w:t>
-      </w:r>
-      <w:r>
-        <w:rPr>
-          <w:rFonts w:ascii="Times New Roman" w:hAnsi="Times New Roman" w:cs="Times New Roman"/>
-          <w:sz w:val="24"/>
-          <w:szCs w:val="24"/>
-          <w:lang w:val="uk-UA"/>
-        </w:rPr>
-        <w:t>, просить Вас підтвердити Ваше володіння наступними творами</w:t>
-      </w:r>
-      <w:r>
-        <w:rPr>
-          <w:rFonts w:ascii="Times New Roman" w:hAnsi="Times New Roman" w:cs="Times New Roman"/>
-          <w:sz w:val="24"/>
-          <w:szCs w:val="24"/>
-          <w:lang w:val="uk-UA"/>
-        </w:rPr>
-        <w:t>:</w:t>
-      </w:r>
-    </w:p>
+        <w:tblLook w:val="04A0" w:firstRow="1" w:lastRow="0" w:firstColumn="1" w:lastColumn="0" w:noHBand="0" w:noVBand="1"/>
+      </w:tblPr>
+      <w:tblGrid>
+        <w:gridCol w:w="15947"/>
+      </w:tblGrid>
+      <w:tr>
+        <w:trPr>
+          <w:trHeight w:val="405"/>
+          <w:jc w:val="center"/>
+        </w:trPr>
+        <w:tc>
+          <w:tcPr>
+            <w:tcW w:w="15947" w:type="dxa"/>
+            <w:shd w:val="clear" w:color="auto" w:fill="auto"/>
+            <w:noWrap/>
+            <w:vAlign w:val="center"/>
+            <w:hideMark/>
+          </w:tcPr>
+          <w:p>
+            <w:pPr>
+              <w:spacing w:after="0" w:line="240" w:lineRule="auto"/>
+              <w:jc w:val="center"/>
+              <w:rPr>
+                <w:rFonts w:ascii="Times New Roman" w:eastAsia="Times New Roman" w:hAnsi="Times New Roman" w:cs="Times New Roman"/>
+                <w:sz w:val="20"/>
+                <w:szCs w:val="20"/>
+                <w:lang w:eastAsia="ru-RU"/>
+              </w:rPr>
+            </w:pPr>
+            <w:r>
+              <w:rPr>
+                <w:rFonts w:ascii="Times New Roman" w:eastAsia="Times New Roman" w:hAnsi="Times New Roman" w:cs="Times New Roman"/>
+                <w:b/>
+                <w:bCs/>
+                <w:color w:val="000000"/>
+                <w:sz w:val="32"/>
+                <w:szCs w:val="32"/>
+                <w:lang w:eastAsia="ru-RU"/>
+              </w:rPr>
+              <w:t>Громадська організація</w:t>
+            </w:r>
+          </w:p>
+        </w:tc>
+      </w:tr>
+      <w:tr>
+        <w:trPr>
+          <w:trHeight w:val="730"/>
+          <w:jc w:val="center"/>
+        </w:trPr>
+        <w:tc>
+          <w:tcPr>
+            <w:tcW w:w="15947" w:type="dxa"/>
+            <w:shd w:val="clear" w:color="auto" w:fill="auto"/>
+            <w:noWrap/>
+            <w:vAlign w:val="center"/>
+            <w:hideMark/>
+          </w:tcPr>
+          <w:p>
+            <w:pPr>
+              <w:spacing w:after="0" w:line="240" w:lineRule="auto"/>
+              <w:jc w:val="center"/>
+              <w:rPr>
+                <w:rFonts w:ascii="Times New Roman" w:eastAsia="Times New Roman" w:hAnsi="Times New Roman" w:cs="Times New Roman"/>
+                <w:sz w:val="20"/>
+                <w:szCs w:val="20"/>
+                <w:lang w:eastAsia="ru-RU"/>
+              </w:rPr>
+            </w:pPr>
+            <w:r>
+              <w:rPr>
+                <w:rFonts w:ascii="Times New Roman" w:eastAsia="Times New Roman" w:hAnsi="Times New Roman" w:cs="Times New Roman"/>
+                <w:b/>
+                <w:bCs/>
+                <w:color w:val="000000"/>
+                <w:sz w:val="32"/>
+                <w:szCs w:val="32"/>
+                <w:lang w:eastAsia="ru-RU"/>
+              </w:rPr>
+              <w:t>«Українська агенція з авторських та суміжних прав</w:t>
+            </w:r>
+          </w:p>
+          <w:p>
+            <w:pPr>
+              <w:spacing w:after="0" w:line="240" w:lineRule="auto"/>
+              <w:jc w:val="center"/>
+              <w:rPr>
+                <w:rFonts w:ascii="Times New Roman" w:eastAsia="Times New Roman" w:hAnsi="Times New Roman" w:cs="Times New Roman"/>
+                <w:sz w:val="20"/>
+                <w:szCs w:val="20"/>
+                <w:lang w:eastAsia="ru-RU"/>
+              </w:rPr>
+            </w:pPr>
+            <w:r>
+              <w:rPr>
+                <w:rFonts w:ascii="Times New Roman" w:eastAsia="Times New Roman" w:hAnsi="Times New Roman" w:cs="Times New Roman"/>
+                <w:color w:val="000000"/>
+                <w:sz w:val="24"/>
+                <w:szCs w:val="24"/>
+                <w:lang w:eastAsia="ru-RU"/>
+              </w:rPr>
+              <w:t>вул. Б. Хмельницького 41-А, оф. 1-3, м. Київ, Україна. (044) 223-60-40</w:t>
+            </w:r>
+          </w:p>
+        </w:tc>
+      </w:tr>
+      <w:tr>
+        <w:trPr>
+          <w:trHeight w:val="315"/>
+          <w:jc w:val="center"/>
+        </w:trPr>
+        <w:tc>
+          <w:tcPr>
+            <w:tcW w:w="15947" w:type="dxa"/>
+            <w:shd w:val="clear" w:color="auto" w:fill="auto"/>
+            <w:noWrap/>
+            <w:vAlign w:val="bottom"/>
+            <w:hideMark/>
+          </w:tcPr>
+          <w:p>
+            <w:pPr>
+              <w:spacing w:after="0" w:line="240" w:lineRule="auto"/>
+              <w:rPr>
+                <w:rFonts w:ascii="Calibri" w:eastAsia="Times New Roman" w:hAnsi="Calibri" w:cs="Calibri"/>
+                <w:color w:val="000000"/>
+                <w:lang w:eastAsia="ru-RU"/>
+              </w:rPr>
+            </w:pPr>
+            <w:r>
+              <w:rPr>
+                <w:rFonts w:ascii="Calibri" w:eastAsia="Times New Roman" w:hAnsi="Calibri" w:cs="Calibri"/>
+                <w:noProof/>
+                <w:color w:val="000000"/>
+                <w:lang w:eastAsia="ru-RU"/>
+              </w:rPr>
+              <mc:AlternateContent>
+                <mc:Choice Requires="wps">
+                  <w:drawing>
+                    <wp:anchor distT="0" distB="0" distL="114300" distR="114300" simplePos="0" relativeHeight="251660288" behindDoc="0" locked="0" layoutInCell="1" allowOverlap="1" wp14:anchorId="5D619C79" wp14:editId="53C11F02">
+                      <wp:simplePos x="0" y="0"/>
+                      <wp:positionH relativeFrom="column">
+                        <wp:posOffset>266700</wp:posOffset>
+                      </wp:positionH>
+                      <wp:positionV relativeFrom="paragraph">
+                        <wp:posOffset>135890</wp:posOffset>
+                      </wp:positionV>
+                      <wp:extent cx="9620250" cy="0"/>
+                      <wp:effectExtent l="0" t="19050" r="38100" b="38100"/>
+                      <wp:wrapNone/>
+                      <wp:docPr id="1026" name="Прямая соединительная линия 1026">
+                        <a:extLst xmlns:a="http://schemas.openxmlformats.org/drawingml/2006/main">
+                          <a:ext uri="{FF2B5EF4-FFF2-40B4-BE49-F238E27FC236}">
+                            <a16:creationId xmlns:a16="http://schemas.microsoft.com/office/drawing/2014/main" id="{00000000-0008-0000-0000-000002040000}"/>
+                          </a:ext>
+                        </a:extLst>
+                      </wp:docPr>
+                      <wp:cNvGraphicFramePr/>
+                      <a:graphic xmlns:a="http://schemas.openxmlformats.org/drawingml/2006/main">
+                        <a:graphicData uri="http://schemas.microsoft.com/office/word/2010/wordprocessingShape">
+                          <wps:wsp>
+                            <wps:cNvCnPr/>
+                            <wps:spPr bwMode="auto">
+                              <a:xfrm>
+                                <a:off x="0" y="0"/>
+                                <a:ext cx="9620250" cy="0"/>
+                              </a:xfrm>
+                              <a:prstGeom prst="line">
+                                <a:avLst/>
+                              </a:prstGeom>
+                              <a:noFill/>
+                              <a:ln w="50800">
+                                <a:solidFill>
+                                  <a:srgbClr val="000000"/>
+                                </a:solidFill>
+                                <a:round/>
+                                <a:headEnd/>
+                                <a:tailEnd/>
+                              </a:ln>
+                              <a:extLst>
+                                <a:ext uri="{909E8E84-426E-40DD-AFC4-6F175D3DCCD1}">
+                                  <a14:hiddenFill xmlns:a14="http://schemas.microsoft.com/office/drawing/2010/main">
+                                    <a:noFill/>
+                                  </a14:hiddenFill>
+                                </a:ext>
+                              </a:extLst>
+                            </wps:spPr>
+                            <wps:bodyPr/>
+                          </wps:wsp>
+                        </a:graphicData>
+                      </a:graphic>
+                      <wp14:sizeRelH relativeFrom="page">
+                        <wp14:pctWidth>0</wp14:pctWidth>
+                      </wp14:sizeRelH>
+                      <wp14:sizeRelV relativeFrom="page">
+                        <wp14:pctHeight>0</wp14:pctHeight>
+                      </wp14:sizeRelV>
+                    </wp:anchor>
+                  </w:drawing>
+                </mc:Choice>
+                <mc:Fallback>
+                  <w:pict>
+                    <v:line w14:anchorId="445E332A" id="Прямая соединительная линия 1026" o:spid="_x0000_s1026" style="position:absolute;z-index:251660288;visibility:visible;mso-wrap-style:square;mso-width-percent:0;mso-height-percent:0;mso-wrap-distance-left:9pt;mso-wrap-distance-top:0;mso-wrap-distance-right:9pt;mso-wrap-distance-bottom:0;mso-position-horizontal:absolute;mso-position-horizontal-relative:text;mso-position-vertical:absolute;mso-position-vertical-relative:text;mso-width-percent:0;mso-height-percent:0;mso-width-relative:page;mso-height-relative:page" from="21pt,10.7pt" to="778.5pt,10.7pt" o:gfxdata="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" strokeweight="4pt"/>
+                  </w:pict>
+                </mc:Fallback>
+              </mc:AlternateContent>
+            </w:r>
+          </w:p>
+          <w:p>
+            <w:pPr>
+              <w:spacing w:after="0" w:line="240" w:lineRule="auto"/>
+              <w:rPr>
+                <w:rFonts w:ascii="Times New Roman" w:eastAsia="Times New Roman" w:hAnsi="Times New Roman" w:cs="Times New Roman"/>
+                <w:sz w:val="20"/>
+                <w:szCs w:val="20"/>
+                <w:lang w:eastAsia="ru-RU"/>
+              </w:rPr>
+            </w:pPr>
+          </w:p>
+        </w:tc>
+      </w:tr>
+      <w:tr>
+        <w:trPr>
+          <w:trHeight w:val="600"/>
+          <w:jc w:val="center"/>
+        </w:trPr>
+        <w:tc>
+          <w:tcPr>
+            <w:tcW w:w="15947" w:type="dxa"/>
+            <w:shd w:val="clear" w:color="auto" w:fill="auto"/>
+            <w:noWrap/>
+            <w:vAlign w:val="center"/>
+            <w:hideMark/>
+          </w:tcPr>
+          <w:p>
+            <w:pPr>
+              <w:spacing w:after="0" w:line="240" w:lineRule="auto"/>
+              <w:rPr>
+                <w:rFonts w:ascii="Times New Roman" w:eastAsia="Times New Roman" w:hAnsi="Times New Roman" w:cs="Times New Roman"/>
+                <w:sz w:val="20"/>
+                <w:szCs w:val="20"/>
+                <w:lang w:eastAsia="ru-RU"/>
+              </w:rPr>
+            </w:pPr>
+            <w:r>
+              <w:rPr>
+                <w:rFonts w:ascii="Times New Roman" w:eastAsia="Times New Roman" w:hAnsi="Times New Roman" w:cs="Times New Roman"/>
+                <w:color w:val="000000"/>
+                <w:sz w:val="28"/>
+                <w:szCs w:val="28"/>
+                <w:lang w:val="uk-UA" w:eastAsia="ru-RU"/>
+              </w:rPr>
+              <w:t>Прізвище, ім'я , по- батькові Автора, псевдонім:</w:t>
+            </w:r>
+            <w:r>
+              <w:rPr>
+                <w:rFonts w:ascii="Times New Roman" w:eastAsia="Times New Roman" w:hAnsi="Times New Roman" w:cs="Times New Roman"/>
+                <w:color w:val="000000"/>
+                <w:sz w:val="28"/>
+                <w:szCs w:val="28"/>
+                <w:lang w:eastAsia="ru-RU"/>
+              </w:rPr>
+              <w:t xml:space="preserve">  </w:t>
+            </w:r>
+            <w:sdt>
+              <w:sdtPr>
+                <w:rPr>
+                  <w:rFonts w:ascii="Times New Roman" w:eastAsia="Times New Roman" w:hAnsi="Times New Roman" w:cs="Times New Roman"/>
+                  <w:color w:val="000000"/>
+                  <w:sz w:val="28"/>
+                  <w:szCs w:val="28"/>
+                  <w:lang w:eastAsia="ru-RU"/>
+                </w:rPr>
+                <w:alias w:val="NameCR"/>
+                <w:tag w:val="NameCR"/>
+                <w:id w:val="-1609952241"/>
+                <w:placeholder>
+                  <w:docPart w:val="DefaultPlaceholder_-1854013440"/>
+                </w:placeholder>
+                <w:showingPlcHdr/>
+                <w15:appearance w15:val="tags"/>
+                <w:text/>
+              </w:sdtPr>
+              <w:sdtEndPr/>
+              <w:sdtContent>
+                <w:r>
+                  <w:rPr>
+                    <w:rStyle w:val="a4"/>
+                  </w:rPr>
+                  <w:t>Место для ввода текста.</w:t>
+                </w:r>
+              </w:sdtContent>
+            </w:sdt>
+          </w:p>
+        </w:tc>
+      </w:tr>
+      <w:tr>
+        <w:trPr>
+          <w:trHeight w:val="600"/>
+          <w:jc w:val="center"/>
+        </w:trPr>
+        <w:tc>
+          <w:tcPr>
+            <w:tcW w:w="15947" w:type="dxa"/>
+            <w:shd w:val="clear" w:color="auto" w:fill="auto"/>
+            <w:noWrap/>
+            <w:vAlign w:val="center"/>
+          </w:tcPr>
+          <w:p>
+            <w:pPr>
+              <w:spacing w:after="0" w:line="240" w:lineRule="auto"/>
+              <w:rPr>
+                <w:rFonts w:ascii="Times New Roman" w:eastAsia="Times New Roman" w:hAnsi="Times New Roman" w:cs="Times New Roman"/>
+                <w:sz w:val="20"/>
+                <w:szCs w:val="20"/>
+                <w:lang w:eastAsia="ru-RU"/>
+              </w:rPr>
+            </w:pPr>
+          </w:p>
+        </w:tc>
+      </w:tr>
+      <w:tr>
+        <w:trPr>
+          <w:trHeight w:val="375"/>
+          <w:jc w:val="center"/>
+        </w:trPr>
+        <w:tc>
+          <w:tcPr>
+            <w:tcW w:w="15947" w:type="dxa"/>
+            <w:shd w:val="clear" w:color="auto" w:fill="auto"/>
+            <w:noWrap/>
+            <w:vAlign w:val="center"/>
+            <w:hideMark/>
+          </w:tcPr>
+          <w:p>
+            <w:pPr>
+              <w:spacing w:after="0" w:line="240" w:lineRule="auto"/>
+              <w:jc w:val="center"/>
+              <w:rPr>
+                <w:rFonts w:ascii="Times New Roman" w:eastAsia="Times New Roman" w:hAnsi="Times New Roman" w:cs="Times New Roman"/>
+                <w:sz w:val="20"/>
+                <w:szCs w:val="20"/>
+                <w:lang w:eastAsia="ru-RU"/>
+              </w:rPr>
+            </w:pPr>
+            <w:r>
+              <w:rPr>
+                <w:rFonts w:ascii="Times New Roman" w:eastAsia="Times New Roman" w:hAnsi="Times New Roman" w:cs="Times New Roman"/>
+                <w:b/>
+                <w:bCs/>
+                <w:color w:val="000000"/>
+                <w:sz w:val="28"/>
+                <w:szCs w:val="28"/>
+                <w:lang w:eastAsia="ru-RU"/>
+              </w:rPr>
+              <w:t>ЗАЯВА НА РЕЄСТРАЦІЮ ТВОРІВ («</w:t>
+            </w:r>
+            <w:r>
+              <w:rPr>
+                <w:rFonts w:ascii="Times New Roman" w:eastAsia="Times New Roman" w:hAnsi="Times New Roman" w:cs="Times New Roman"/>
+                <w:b/>
+                <w:bCs/>
+                <w:color w:val="000000"/>
+                <w:sz w:val="24"/>
+                <w:szCs w:val="24"/>
+                <w:lang w:eastAsia="ru-RU"/>
+              </w:rPr>
+              <w:t>МАЛІ ПРАВА</w:t>
+            </w:r>
+            <w:r>
+              <w:rPr>
+                <w:rFonts w:ascii="Times New Roman" w:eastAsia="Times New Roman" w:hAnsi="Times New Roman" w:cs="Times New Roman"/>
+                <w:b/>
+                <w:bCs/>
+                <w:color w:val="000000"/>
+                <w:sz w:val="28"/>
+                <w:szCs w:val="28"/>
+                <w:lang w:eastAsia="ru-RU"/>
+              </w:rPr>
+              <w:t>»)</w:t>
+            </w:r>
+          </w:p>
+        </w:tc>
+      </w:tr>
+      <w:tr>
+        <w:trPr>
+          <w:trHeight w:val="315"/>
+          <w:jc w:val="center"/>
+        </w:trPr>
+        <w:tc>
+          <w:tcPr>
+            <w:tcW w:w="15947" w:type="dxa"/>
+            <w:shd w:val="clear" w:color="auto" w:fill="auto"/>
+            <w:noWrap/>
+            <w:vAlign w:val="bottom"/>
+            <w:hideMark/>
+          </w:tcPr>
+          <w:p>
+            <w:pPr>
+              <w:spacing w:after="0" w:line="240" w:lineRule="auto"/>
+              <w:rPr>
+                <w:rFonts w:ascii="Times New Roman" w:eastAsia="Times New Roman" w:hAnsi="Times New Roman" w:cs="Times New Roman"/>
+                <w:color w:val="000000"/>
+                <w:sz w:val="28"/>
+                <w:szCs w:val="28"/>
+                <w:lang w:val="uk-UA" w:eastAsia="ru-RU"/>
+              </w:rPr>
+            </w:pPr>
+            <w:r>
+              <w:rPr>
+                <w:rFonts w:ascii="Times New Roman" w:eastAsia="Times New Roman" w:hAnsi="Times New Roman" w:cs="Times New Roman"/>
+                <w:color w:val="000000"/>
+                <w:sz w:val="28"/>
+                <w:szCs w:val="28"/>
+                <w:lang w:val="uk-UA" w:eastAsia="ru-RU"/>
+              </w:rPr>
+              <w:t>Прошу зареєструвати такі мої твори:</w:t>
+            </w:r>
+            <w:r>
+              <w:rPr>
+                <w:rFonts w:ascii="Times New Roman" w:eastAsia="Times New Roman" w:hAnsi="Times New Roman" w:cs="Times New Roman"/>
+                <w:color w:val="000000"/>
+                <w:sz w:val="28"/>
+                <w:szCs w:val="28"/>
+                <w:lang w:val="uk-UA" w:eastAsia="ru-RU"/>
+              </w:rPr>
+              <w:t xml:space="preserve"> </w:t>
+            </w:r>
+          </w:p>
+          <w:p>
+            <w:pPr>
+              <w:spacing w:after="0" w:line="240" w:lineRule="auto"/>
+              <w:rPr>
+                <w:rFonts w:ascii="Times New Roman" w:eastAsia="Times New Roman" w:hAnsi="Times New Roman" w:cs="Times New Roman"/>
+                <w:color w:val="000000"/>
+                <w:sz w:val="28"/>
+                <w:szCs w:val="28"/>
+                <w:lang w:val="uk-UA" w:eastAsia="ru-RU"/>
+              </w:rPr>
+            </w:pPr>
+          </w:p>
+          <w:p>
+            <w:pPr>
+              <w:spacing w:after="0" w:line="240" w:lineRule="auto"/>
+              <w:rPr>
+                <w:rFonts w:ascii="Times New Roman" w:eastAsia="Times New Roman" w:hAnsi="Times New Roman" w:cs="Times New Roman"/>
+                <w:sz w:val="28"/>
+                <w:szCs w:val="28"/>
+                <w:lang w:val="uk-UA" w:eastAsia="ru-RU"/>
+              </w:rPr>
+            </w:pPr>
+          </w:p>
+        </w:tc>
+      </w:tr>
+    </w:tbl>
     <w:p>
       <w:pPr>
         <w:spacing w:after="0" w:line="240" w:lineRule="auto"/>
@@ -440,11 +480,11 @@
           <w:szCs w:val="24"/>
           <w:lang w:val="uk-UA"/>
         </w:rPr>
-        <w:alias w:val="TableObjForApp"/>
-        <w:tag w:val="TableObjForApp"/>
-        <w:id w:val="-1322267799"/>
+        <w:alias w:val="TableObjForApp1"/>
+        <w:tag w:val="TableObjForApp1"/>
+        <w:id w:val="379050532"/>
         <w:placeholder>
-          <w:docPart w:val="DefaultPlaceholder_-1854013437"/>
+          <w:docPart w:val="DefaultPlaceholder_-1854013436"/>
         </w:placeholder>
         <w15:appearance w15:val="tags"/>
         <w:docPartList>
@@ -467,8 +507,7 @@
         <w:tbl>
           <w:tblPr>
             <w:tblStyle w:val="a3"/>
-            <w:tblW w:w="10910" w:type="dxa"/>
-            <w:jc w:val="center"/>
+            <w:tblW w:w="15876" w:type="dxa"/>
             <w:tblCellMar>
               <w:left w:w="28" w:type="dxa"/>
               <w:right w:w="28" w:type="dxa"/>
@@ -476,22 +515,24 @@
             <w:tblLook w:val="04A0" w:firstRow="1" w:lastRow="0" w:firstColumn="1" w:lastColumn="0" w:noHBand="0" w:noVBand="1"/>
           </w:tblPr>
           <w:tblGrid>
-            <w:gridCol w:w="532"/>
-            <w:gridCol w:w="2341"/>
-            <w:gridCol w:w="946"/>
-            <w:gridCol w:w="982"/>
-            <w:gridCol w:w="1365"/>
-            <w:gridCol w:w="1371"/>
-            <w:gridCol w:w="972"/>
-            <w:gridCol w:w="2401"/>
+            <w:gridCol w:w="421"/>
+            <w:gridCol w:w="2934"/>
+            <w:gridCol w:w="1271"/>
+            <w:gridCol w:w="898"/>
+            <w:gridCol w:w="1092"/>
+            <w:gridCol w:w="3018"/>
+            <w:gridCol w:w="1631"/>
+            <w:gridCol w:w="3514"/>
+            <w:gridCol w:w="1097"/>
           </w:tblGrid>
           <w:tr>
             <w:trPr>
-              <w:jc w:val="center"/>
+              <w:trHeight w:val="748"/>
+              <w:tblHeader/>
             </w:trPr>
             <w:tc>
               <w:tcPr>
-                <w:tcW w:w="532" w:type="dxa"/>
+                <w:tcW w:w="421" w:type="dxa"/>
                 <w:vAlign w:val="center"/>
               </w:tcPr>
               <w:p>
@@ -505,6 +546,7 @@
                     <w:lang w:val="uk-UA"/>
                   </w:rPr>
                 </w:pPr>
+                <w:bookmarkStart w:id="0" w:name="_Hlk7778656"/>
                 <w:r>
                   <w:rPr>
                     <w:rFonts w:ascii="Times New Roman" w:hAnsi="Times New Roman" w:cs="Times New Roman"/>
@@ -541,7 +583,7 @@
             </w:tc>
             <w:tc>
               <w:tcPr>
-                <w:tcW w:w="2341" w:type="dxa"/>
+                <w:tcW w:w="2934" w:type="dxa"/>
                 <w:vAlign w:val="center"/>
               </w:tcPr>
               <w:p>
@@ -569,7 +611,7 @@
             </w:tc>
             <w:tc>
               <w:tcPr>
-                <w:tcW w:w="946" w:type="dxa"/>
+                <w:tcW w:w="1271" w:type="dxa"/>
                 <w:vAlign w:val="center"/>
               </w:tcPr>
               <w:p>
@@ -597,7 +639,7 @@
             </w:tc>
             <w:tc>
               <w:tcPr>
-                <w:tcW w:w="982" w:type="dxa"/>
+                <w:tcW w:w="898" w:type="dxa"/>
                 <w:vAlign w:val="center"/>
               </w:tcPr>
               <w:p>
@@ -625,35 +667,7 @@
             </w:tc>
             <w:tc>
               <w:tcPr>
-                <w:tcW w:w="1365" w:type="dxa"/>
-                <w:vAlign w:val="center"/>
-              </w:tcPr>
-              <w:p>
-                <w:pPr>
-                  <w:jc w:val="center"/>
-                  <w:rPr>
-                    <w:rFonts w:ascii="Times New Roman" w:hAnsi="Times New Roman" w:cs="Times New Roman"/>
-                    <w:b/>
-                    <w:sz w:val="20"/>
-                    <w:szCs w:val="20"/>
-                    <w:lang w:val="uk-UA"/>
-                  </w:rPr>
-                </w:pPr>
-                <w:r>
-                  <w:rPr>
-                    <w:rFonts w:ascii="Times New Roman" w:hAnsi="Times New Roman" w:cs="Times New Roman"/>
-                    <w:b/>
-                    <w:sz w:val="20"/>
-                    <w:szCs w:val="20"/>
-                    <w:lang w:val="uk-UA"/>
-                  </w:rPr>
-                  <w:t>Творчий профіль</w:t>
-                </w:r>
-              </w:p>
-            </w:tc>
-            <w:tc>
-              <w:tcPr>
-                <w:tcW w:w="1371" w:type="dxa"/>
+                <w:tcW w:w="1092" w:type="dxa"/>
                 <w:vAlign w:val="center"/>
               </w:tcPr>
               <w:p>
@@ -725,7 +739,7 @@
             </w:tc>
             <w:tc>
               <w:tcPr>
-                <w:tcW w:w="972" w:type="dxa"/>
+                <w:tcW w:w="3018" w:type="dxa"/>
                 <w:vAlign w:val="center"/>
               </w:tcPr>
               <w:p>
@@ -747,13 +761,13 @@
                     <w:szCs w:val="20"/>
                     <w:lang w:val="uk-UA"/>
                   </w:rPr>
-                  <w:t>% володіння</w:t>
+                  <w:t>Виконавець</w:t>
                 </w:r>
               </w:p>
             </w:tc>
             <w:tc>
               <w:tcPr>
-                <w:tcW w:w="2401" w:type="dxa"/>
+                <w:tcW w:w="1631" w:type="dxa"/>
                 <w:vAlign w:val="center"/>
               </w:tcPr>
               <w:p>
@@ -775,7 +789,127 @@
                     <w:szCs w:val="20"/>
                     <w:lang w:val="uk-UA"/>
                   </w:rPr>
-                  <w:t>Виконавець</w:t>
+                  <w:t>Творчий профіль</w:t>
+                </w:r>
+                <w:r>
+                  <w:rPr>
+                    <w:rFonts w:ascii="Times New Roman" w:hAnsi="Times New Roman" w:cs="Times New Roman"/>
+                    <w:b/>
+                    <w:sz w:val="20"/>
+                    <w:szCs w:val="20"/>
+                    <w:lang w:val="uk-UA"/>
+                  </w:rPr>
+                  <w:t xml:space="preserve"> Автора/</w:t>
+                </w:r>
+              </w:p>
+              <w:p>
+                <w:pPr>
+                  <w:jc w:val="center"/>
+                  <w:rPr>
+                    <w:rFonts w:ascii="Times New Roman" w:hAnsi="Times New Roman" w:cs="Times New Roman"/>
+                    <w:b/>
+                    <w:sz w:val="20"/>
+                    <w:szCs w:val="20"/>
+                    <w:lang w:val="uk-UA"/>
+                  </w:rPr>
+                </w:pPr>
+                <w:r>
+                  <w:rPr>
+                    <w:rFonts w:ascii="Times New Roman" w:hAnsi="Times New Roman" w:cs="Times New Roman"/>
+                    <w:b/>
+                    <w:sz w:val="20"/>
+                    <w:szCs w:val="20"/>
+                    <w:lang w:val="uk-UA"/>
+                  </w:rPr>
+                  <w:t>Співавтора</w:t>
+                </w:r>
+              </w:p>
+            </w:tc>
+            <w:tc>
+              <w:tcPr>
+                <w:tcW w:w="3514" w:type="dxa"/>
+                <w:vAlign w:val="center"/>
+              </w:tcPr>
+              <w:p>
+                <w:pPr>
+                  <w:jc w:val="center"/>
+                  <w:rPr>
+                    <w:rFonts w:ascii="Times New Roman" w:hAnsi="Times New Roman" w:cs="Times New Roman"/>
+                    <w:b/>
+                    <w:sz w:val="20"/>
+                    <w:szCs w:val="20"/>
+                    <w:lang w:val="uk-UA"/>
+                  </w:rPr>
+                </w:pPr>
+                <w:r>
+                  <w:rPr>
+                    <w:rFonts w:ascii="Times New Roman" w:hAnsi="Times New Roman" w:cs="Times New Roman"/>
+                    <w:b/>
+                    <w:sz w:val="20"/>
+                    <w:szCs w:val="20"/>
+                    <w:lang w:val="uk-UA"/>
+                  </w:rPr>
+                  <w:t>ПІБ</w:t>
+                </w:r>
+              </w:p>
+              <w:p>
+                <w:pPr>
+                  <w:jc w:val="center"/>
+                  <w:rPr>
+                    <w:rFonts w:ascii="Times New Roman" w:hAnsi="Times New Roman" w:cs="Times New Roman"/>
+                    <w:b/>
+                    <w:sz w:val="20"/>
+                    <w:szCs w:val="20"/>
+                    <w:lang w:val="uk-UA"/>
+                  </w:rPr>
+                </w:pPr>
+                <w:r>
+                  <w:rPr>
+                    <w:rFonts w:ascii="Times New Roman" w:hAnsi="Times New Roman" w:cs="Times New Roman"/>
+                    <w:b/>
+                    <w:sz w:val="20"/>
+                    <w:szCs w:val="20"/>
+                    <w:lang w:val="uk-UA"/>
+                  </w:rPr>
+                  <w:t>Автора/Співавтора</w:t>
+                </w:r>
+              </w:p>
+            </w:tc>
+            <w:tc>
+              <w:tcPr>
+                <w:tcW w:w="1097" w:type="dxa"/>
+                <w:vAlign w:val="center"/>
+              </w:tcPr>
+              <w:p>
+                <w:pPr>
+                  <w:jc w:val="center"/>
+                  <w:rPr>
+                    <w:rFonts w:ascii="Times New Roman" w:hAnsi="Times New Roman" w:cs="Times New Roman"/>
+                    <w:b/>
+                    <w:sz w:val="20"/>
+                    <w:szCs w:val="20"/>
+                    <w:lang w:val="uk-UA"/>
+                  </w:rPr>
+                </w:pPr>
+                <w:r>
+                  <w:rPr>
+                    <w:rFonts w:ascii="Times New Roman" w:hAnsi="Times New Roman" w:cs="Times New Roman"/>
+                    <w:b/>
+                    <w:sz w:val="20"/>
+                    <w:szCs w:val="20"/>
+                    <w:lang w:val="uk-UA"/>
+                  </w:rPr>
+                  <w:t>% володіння</w:t>
+                </w:r>
+                <w:r>
+                  <w:rPr>
+                    <w:rFonts w:ascii="Times New Roman" w:hAnsi="Times New Roman" w:cs="Times New Roman"/>
+                    <w:b/>
+                    <w:sz w:val="20"/>
+                    <w:szCs w:val="20"/>
+                    <w:lang w:val="uk-UA"/>
+                  </w:rPr>
+                  <w:t xml:space="preserve"> Автора/ Співавтора</w:t>
                 </w:r>
               </w:p>
             </w:tc>
@@ -792,10 +926,31 @@
             </w:rPr>
           </w:pPr>
         </w:p>
-        <w:bookmarkStart w:id="0" w:name="_GoBack" w:displacedByCustomXml="next"/>
         <w:bookmarkEnd w:id="0" w:displacedByCustomXml="next"/>
       </w:sdtContent>
     </w:sdt>
+    <w:p>
+      <w:pPr>
+        <w:spacing w:after="0" w:line="240" w:lineRule="auto"/>
+        <w:rPr>
+          <w:rFonts w:ascii="Times New Roman" w:hAnsi="Times New Roman" w:cs="Times New Roman"/>
+          <w:sz w:val="24"/>
+          <w:szCs w:val="24"/>
+          <w:lang w:val="uk-UA"/>
+        </w:rPr>
+      </w:pPr>
+    </w:p>
+    <w:p>
+      <w:pPr>
+        <w:spacing w:after="0" w:line="240" w:lineRule="auto"/>
+        <w:rPr>
+          <w:rFonts w:ascii="Times New Roman" w:hAnsi="Times New Roman" w:cs="Times New Roman"/>
+          <w:sz w:val="24"/>
+          <w:szCs w:val="24"/>
+          <w:lang w:val="uk-UA"/>
+        </w:rPr>
+      </w:pPr>
+    </w:p>
     <w:p>
       <w:pPr>
         <w:spacing w:after="0" w:line="240" w:lineRule="auto"/>
@@ -837,13 +992,13 @@
           <w:sdtPr>
             <w:rPr>
               <w:rFonts w:ascii="Times New Roman" w:hAnsi="Times New Roman" w:cs="Times New Roman"/>
-              <w:sz w:val="24"/>
-              <w:szCs w:val="24"/>
+              <w:sz w:val="14"/>
+              <w:szCs w:val="14"/>
               <w:lang w:val="uk-UA"/>
             </w:rPr>
-            <w:alias w:val="data"/>
-            <w:tag w:val="data"/>
-            <w:id w:val="-316039992"/>
+            <w:alias w:val="DataRq"/>
+            <w:tag w:val="DataRq"/>
+            <w:id w:val="532386261"/>
             <w:placeholder>
               <w:docPart w:val="DefaultPlaceholder_-1854013440"/>
             </w:placeholder>
@@ -910,7 +1065,6 @@
                 <w:rFonts w:ascii="Times New Roman" w:hAnsi="Times New Roman" w:cs="Times New Roman"/>
                 <w:sz w:val="14"/>
                 <w:szCs w:val="14"/>
-                <w:lang w:val="uk-UA"/>
               </w:rPr>
             </w:pPr>
             <w:r>
@@ -922,25 +1076,93 @@
               </w:rPr>
               <w:t>___________________________________________________</w:t>
             </w:r>
-          </w:p>
-          <w:p>
-            <w:pPr>
-              <w:jc w:val="right"/>
+            <w:r>
               <w:rPr>
                 <w:rFonts w:ascii="Times New Roman" w:hAnsi="Times New Roman" w:cs="Times New Roman"/>
                 <w:sz w:val="14"/>
                 <w:szCs w:val="14"/>
                 <w:lang w:val="uk-UA"/>
               </w:rPr>
-            </w:pPr>
+              <w:t xml:space="preserve">    </w:t>
+            </w:r>
             <w:r>
+              <w:rPr>
+                <w:rFonts w:ascii="Times New Roman" w:hAnsi="Times New Roman" w:cs="Times New Roman"/>
+                <w:sz w:val="24"/>
+                <w:szCs w:val="24"/>
+              </w:rPr>
+              <w:t>\</w:t>
+            </w:r>
+            <w:sdt>
+              <w:sdtPr>
+                <w:rPr>
+                  <w:rFonts w:ascii="Times New Roman" w:hAnsi="Times New Roman" w:cs="Times New Roman"/>
+                  <w:sz w:val="24"/>
+                  <w:szCs w:val="24"/>
+                </w:rPr>
+                <w:alias w:val="NameCR"/>
+                <w:tag w:val="NameCR"/>
+                <w:id w:val="-1690982678"/>
+                <w:placeholder>
+                  <w:docPart w:val="DefaultPlaceholder_-1854013440"/>
+                </w:placeholder>
+                <w:showingPlcHdr/>
+                <w15:appearance w15:val="tags"/>
+                <w:text/>
+              </w:sdtPr>
+              <w:sdtEndPr/>
+              <w:sdtContent>
+                <w:r>
+                  <w:rPr>
+                    <w:rStyle w:val="a4"/>
+                  </w:rPr>
+                  <w:t>Место для ввода текста.</w:t>
+                </w:r>
+              </w:sdtContent>
+            </w:sdt>
+            <w:r>
+              <w:rPr>
+                <w:rFonts w:ascii="Times New Roman" w:hAnsi="Times New Roman" w:cs="Times New Roman"/>
+                <w:sz w:val="24"/>
+                <w:szCs w:val="24"/>
+              </w:rPr>
+              <w:t xml:space="preserve"> </w:t>
+            </w:r>
+            <w:r>
+              <w:rPr>
+                <w:rFonts w:ascii="Times New Roman" w:hAnsi="Times New Roman" w:cs="Times New Roman"/>
+                <w:sz w:val="24"/>
+                <w:szCs w:val="24"/>
+              </w:rPr>
+              <w:t>\</w:t>
+            </w:r>
+          </w:p>
+          <w:p>
+            <w:pPr>
               <w:rPr>
                 <w:rFonts w:ascii="Times New Roman" w:hAnsi="Times New Roman" w:cs="Times New Roman"/>
                 <w:sz w:val="14"/>
                 <w:szCs w:val="14"/>
                 <w:lang w:val="uk-UA"/>
               </w:rPr>
-              <w:t xml:space="preserve"> (підпис)</w:t>
+            </w:pPr>
+            <w:r>
+              <w:rPr>
+                <w:rFonts w:ascii="Times New Roman" w:hAnsi="Times New Roman" w:cs="Times New Roman"/>
+                <w:sz w:val="14"/>
+                <w:szCs w:val="14"/>
+                <w:lang w:val="uk-UA"/>
+              </w:rPr>
+              <w:t xml:space="preserve">                                                                                              </w:t>
+            </w:r>
+            <w:r>
+              <w:rPr>
+                <w:rFonts w:ascii="Times New Roman" w:hAnsi="Times New Roman" w:cs="Times New Roman"/>
+                <w:sz w:val="14"/>
+                <w:szCs w:val="14"/>
+                <w:lang w:val="uk-UA"/>
+              </w:rPr>
+              <w:t>(підпис)</w:t>
             </w:r>
           </w:p>
         </w:tc>
@@ -957,40 +1179,8 @@
         </w:rPr>
       </w:pPr>
     </w:p>
-    <w:p>
-      <w:pPr>
-        <w:spacing w:after="0" w:line="240" w:lineRule="auto"/>
-        <w:jc w:val="right"/>
-        <w:rPr>
-          <w:rFonts w:ascii="Times New Roman" w:hAnsi="Times New Roman" w:cs="Times New Roman"/>
-          <w:sz w:val="24"/>
-          <w:szCs w:val="24"/>
-          <w:lang w:val="uk-UA"/>
-        </w:rPr>
-      </w:pPr>
-      <w:proofErr w:type="spellStart"/>
-      <w:r>
-        <w:rPr>
-          <w:rFonts w:ascii="Times New Roman" w:hAnsi="Times New Roman" w:cs="Times New Roman"/>
-          <w:sz w:val="24"/>
-          <w:szCs w:val="24"/>
-          <w:lang w:val="uk-UA"/>
-        </w:rPr>
-        <w:t>м.п</w:t>
-      </w:r>
-      <w:proofErr w:type="spellEnd"/>
-      <w:r>
-        <w:rPr>
-          <w:rFonts w:ascii="Times New Roman" w:hAnsi="Times New Roman" w:cs="Times New Roman"/>
-          <w:sz w:val="24"/>
-          <w:szCs w:val="24"/>
-          <w:lang w:val="uk-UA"/>
-        </w:rPr>
-        <w:t>.</w:t>
-      </w:r>
-    </w:p>
     <w:sectPr>
-      <w:pgSz w:w="11906" w:h="16838"/>
+      <w:pgSz w:w="16838" w:h="11906" w:orient="landscape"/>
       <w:pgMar w:top="567" w:right="567" w:bottom="567" w:left="567" w:header="709" w:footer="709" w:gutter="0"/>
       <w:cols w:space="708"/>
       <w:docGrid w:linePitch="360"/>
@@ -1016,7 +1206,7 @@
       </w:pPr>
     </w:pPrDefault>
   </w:docDefaults>
-  <w:latentStyles w:defLockedState="0" w:defUIPriority="99" w:defSemiHidden="0" w:defUnhideWhenUsed="0" w:defQFormat="0" w:count="375">
+  <w:latentStyles w:defLockedState="0" w:defUIPriority="99" w:defSemiHidden="0" w:defUnhideWhenUsed="0" w:defQFormat="0" w:count="376">
     <w:lsdException w:name="Normal" w:uiPriority="0" w:qFormat="1"/>
     <w:lsdException w:name="heading 1" w:uiPriority="9" w:qFormat="1"/>
     <w:lsdException w:name="heading 2" w:semiHidden="1" w:uiPriority="9" w:unhideWhenUsed="1" w:qFormat="1"/>
@@ -1392,6 +1582,7 @@
     <w:lsdException w:name="Smart Hyperlink" w:semiHidden="1" w:unhideWhenUsed="1"/>
     <w:lsdException w:name="Hashtag" w:semiHidden="1" w:unhideWhenUsed="1"/>
     <w:lsdException w:name="Unresolved Mention" w:semiHidden="1" w:unhideWhenUsed="1"/>
+    <w:lsdException w:name="Smart Link" w:semiHidden="1" w:unhideWhenUsed="1"/>
   </w:latentStyles>
   <w:style w:type="paragraph" w:default="1" w:styleId="a">
     <w:name w:val="Normal"/>
@@ -1472,7 +1663,7 @@
         <w:behaviors>
           <w:behavior w:val="content"/>
         </w:behaviors>
-        <w:guid w:val="{80C522E0-F084-425D-89BA-716A4884CA8E}"/>
+        <w:guid w:val="{B6D9B921-44E5-4A47-93FF-10802954E018}"/>
       </w:docPartPr>
       <w:docPartBody>
         <w:p>
@@ -1487,7 +1678,7 @@
     </w:docPart>
     <w:docPart>
       <w:docPartPr>
-        <w:name w:val="1BEDBA669D1E49758AE2F0B61C946B5D"/>
+        <w:name w:val="DefaultPlaceholder_-1854013436"/>
         <w:category>
           <w:name w:val="Общие"/>
           <w:gallery w:val="placeholder"/>
@@ -1498,36 +1689,7 @@
         <w:behaviors>
           <w:behavior w:val="content"/>
         </w:behaviors>
-        <w:guid w:val="{5D09918A-FA0E-4122-A100-FAD4FC0FFC29}"/>
-      </w:docPartPr>
-      <w:docPartBody>
-        <w:p>
-          <w:pPr>
-            <w:pStyle w:val="1BEDBA669D1E49758AE2F0B61C946B5D"/>
-          </w:pPr>
-          <w:r>
-            <w:rPr>
-              <w:rStyle w:val="a3"/>
-            </w:rPr>
-            <w:t>Место для ввода текста.</w:t>
-          </w:r>
-        </w:p>
-      </w:docPartBody>
-    </w:docPart>
-    <w:docPart>
-      <w:docPartPr>
-        <w:name w:val="DefaultPlaceholder_-1854013437"/>
-        <w:category>
-          <w:name w:val="Общие"/>
-          <w:gallery w:val="placeholder"/>
-        </w:category>
-        <w:types>
-          <w:type w:val="bbPlcHdr"/>
-        </w:types>
-        <w:behaviors>
-          <w:behavior w:val="content"/>
-        </w:behaviors>
-        <w:guid w:val="{B96149D2-B8F3-436E-95C8-BFF427D65B93}"/>
+        <w:guid w:val="{DE4C70D6-56F5-4CB8-9C10-6425E4A6EBA1}"/>
       </w:docPartPr>
       <w:docPartBody>
         <w:p>
@@ -1548,24 +1710,24 @@
 <w:fonts xmlns:mc="http://schemas.openxmlformats.org/markup-compatibility/2006" xmlns:r="http://schemas.openxmlformats.org/officeDocument/2006/relationships" xmlns:w="http://schemas.openxmlformats.org/wordprocessingml/2006/main" xmlns:w14="http://schemas.microsoft.com/office/word/2010/wordml" xmlns:w15="http://schemas.microsoft.com/office/word/2012/wordml" xmlns:w16cid="http://schemas.microsoft.com/office/word/2016/wordml/cid" xmlns:w16se="http://schemas.microsoft.com/office/word/2015/wordml/symex" mc:Ignorable="w14 w15 w16se w16cid">
   <w:font w:name="Calibri">
     <w:panose1 w:val="020F0502020204030204"/>
-    <w:charset w:val="CC"/>
+    <w:charset w:val="00"/>
     <w:family w:val="swiss"/>
     <w:pitch w:val="variable"/>
-    <w:sig w:usb0="E0002AFF" w:usb1="C000247B" w:usb2="00000009" w:usb3="00000000" w:csb0="000001FF" w:csb1="00000000"/>
+    <w:sig w:usb0="E00002FF" w:usb1="4000ACFF" w:usb2="00000001" w:usb3="00000000" w:csb0="0000019F" w:csb1="00000000"/>
   </w:font>
   <w:font w:name="Times New Roman">
     <w:panose1 w:val="02020603050405020304"/>
-    <w:charset w:val="CC"/>
+    <w:charset w:val="00"/>
     <w:family w:val="roman"/>
     <w:pitch w:val="variable"/>
-    <w:sig w:usb0="E0002EFF" w:usb1="C000785B" w:usb2="00000009" w:usb3="00000000" w:csb0="000001FF" w:csb1="00000000"/>
+    <w:sig w:usb0="E0002AFF" w:usb1="C0007843" w:usb2="00000009" w:usb3="00000000" w:csb0="000001FF" w:csb1="00000000"/>
   </w:font>
   <w:font w:name="Calibri Light">
     <w:panose1 w:val="020F0302020204030204"/>
-    <w:charset w:val="CC"/>
+    <w:charset w:val="00"/>
     <w:family w:val="swiss"/>
     <w:pitch w:val="variable"/>
-    <w:sig w:usb0="E0002AFF" w:usb1="C000247B" w:usb2="00000009" w:usb3="00000000" w:csb0="000001FF" w:csb1="00000000"/>
+    <w:sig w:usb0="A00002EF" w:usb1="4000207B" w:usb2="00000000" w:usb3="00000000" w:csb0="0000009F" w:csb1="00000000"/>
   </w:font>
 </w:fonts>
 </file>
@@ -1573,7 +1735,7 @@
 <file path=word/glossary/settings.xml><?xml version="1.0" encoding="utf-8"?>
 <w:settings xmlns:mc="http://schemas.openxmlformats.org/markup-compatibility/2006" xmlns:o="urn:schemas-microsoft-com:office:office" xmlns:r="http://schemas.openxmlformats.org/officeDocument/2006/relationships" xmlns:m="http://schemas.openxmlformats.org/officeDocument/2006/math" xmlns:v="urn:schemas-microsoft-com:vml" xmlns:w10="urn:schemas-microsoft-com:office:word" xmlns:w="http://schemas.openxmlformats.org/wordprocessingml/2006/main" xmlns:w14="http://schemas.microsoft.com/office/word/2010/wordml" xmlns:w15="http://schemas.microsoft.com/office/word/2012/wordml" xmlns:w16cid="http://schemas.microsoft.com/office/word/2016/wordml/cid" xmlns:w16se="http://schemas.microsoft.com/office/word/2015/wordml/symex" xmlns:sl="http://schemas.openxmlformats.org/schemaLibrary/2006/main" mc:Ignorable="w14 w15 w16se w16cid">
   <w:view w:val="normal"/>
-  <w:defaultTabStop w:val="708"/>
+  <w:defaultTabStop w:val="720"/>
   <w:characterSpacingControl w:val="doNotCompress"/>
   <w:compat>
     <w:useFELayout/>
@@ -1585,12 +1747,10 @@
     <w:compatSetting w:name="useWord2013TrackBottomHyphenation" w:uri="http://schemas.microsoft.com/office/word" w:val="0"/>
   </w:compat>
   <w:rsids>
-    <w:rsidRoot w:val="00F7503F"/>
-    <w:rsid w:val="00096E3A"/>
-    <w:rsid w:val="005D0375"/>
-    <w:rsid w:val="00A212C2"/>
-    <w:rsid w:val="00E17DE7"/>
-    <w:rsid w:val="00F7503F"/>
+    <w:rsidRoot w:val="0033165F"/>
+    <w:rsid w:val="0033165F"/>
+    <w:rsid w:val="0067545F"/>
+    <w:rsid w:val="00E94B32"/>
   </w:rsids>
   <m:mathPr>
     <m:mathFont m:val="Cambria Math"/>
@@ -1605,7 +1765,7 @@
     <m:intLim m:val="subSup"/>
     <m:naryLim m:val="undOvr"/>
   </m:mathPr>
-  <w:themeFontLang w:val="ru-RU"/>
+  <w:themeFontLang w:val="ru-UA"/>
   <w:clrSchemeMapping w:bg1="light1" w:t1="dark1" w:bg2="light2" w:t2="dark2" w:accent1="accent1" w:accent2="accent2" w:accent3="accent3" w:accent4="accent4" w:accent5="accent5" w:accent6="accent6" w:hyperlink="hyperlink" w:followedHyperlink="followedHyperlink"/>
   <w:decimalSymbol w:val=","/>
   <w:listSeparator w:val=";"/>
@@ -1621,7 +1781,7 @@
         <w:rFonts w:asciiTheme="minorHAnsi" w:eastAsiaTheme="minorEastAsia" w:hAnsiTheme="minorHAnsi" w:cstheme="minorBidi"/>
         <w:sz w:val="22"/>
         <w:szCs w:val="22"/>
-        <w:lang w:val="ru-RU" w:eastAsia="ru-RU" w:bidi="ar-SA"/>
+        <w:lang w:val="ru-UA" w:eastAsia="ru-UA" w:bidi="ar-SA"/>
       </w:rPr>
     </w:rPrDefault>
     <w:pPrDefault>
@@ -1630,7 +1790,7 @@
       </w:pPr>
     </w:pPrDefault>
   </w:docDefaults>
-  <w:latentStyles w:defLockedState="0" w:defUIPriority="99" w:defSemiHidden="0" w:defUnhideWhenUsed="0" w:defQFormat="0" w:count="375">
+  <w:latentStyles w:defLockedState="0" w:defUIPriority="99" w:defSemiHidden="0" w:defUnhideWhenUsed="0" w:defQFormat="0" w:count="376">
     <w:lsdException w:name="Normal" w:uiPriority="0" w:qFormat="1"/>
     <w:lsdException w:name="heading 1" w:uiPriority="9" w:qFormat="1"/>
     <w:lsdException w:name="heading 2" w:semiHidden="1" w:uiPriority="9" w:unhideWhenUsed="1" w:qFormat="1"/>
@@ -2006,6 +2166,7 @@
     <w:lsdException w:name="Smart Hyperlink" w:semiHidden="1" w:unhideWhenUsed="1"/>
     <w:lsdException w:name="Hashtag" w:semiHidden="1" w:unhideWhenUsed="1"/>
     <w:lsdException w:name="Unresolved Mention" w:semiHidden="1" w:unhideWhenUsed="1"/>
+    <w:lsdException w:name="Smart Link" w:semiHidden="1" w:unhideWhenUsed="1"/>
   </w:latentStyles>
   <w:style w:type="paragraph" w:default="1" w:styleId="a">
     <w:name w:val="Normal"/>
@@ -2043,14 +2204,10 @@
     <w:basedOn w:val="a0"/>
     <w:uiPriority w:val="99"/>
     <w:semiHidden/>
-    <w:rsid w:val="00F7503F"/>
+    <w:rsid w:val="0033165F"/>
     <w:rPr>
       <w:color w:val="808080"/>
     </w:rPr>
-  </w:style>
-  <w:style w:type="paragraph" w:customStyle="1" w:styleId="1BEDBA669D1E49758AE2F0B61C946B5D">
-    <w:name w:val="1BEDBA669D1E49758AE2F0B61C946B5D"/>
-    <w:rsid w:val="00F7503F"/>
   </w:style>
 </w:styles>
 </file>
@@ -2362,7 +2519,7 @@
 </file>
 
 <file path=customXml/itemProps1.xml><?xml version="1.0" encoding="utf-8"?>
-<ds:datastoreItem xmlns:ds="http://schemas.openxmlformats.org/officeDocument/2006/customXml" ds:itemID="{03327C13-E4D5-4349-8A3B-CDB2C6747956}">
+<ds:datastoreItem xmlns:ds="http://schemas.openxmlformats.org/officeDocument/2006/customXml" ds:itemID="{83D31A9F-3AEF-4888-8A82-1A4CC8C9A8FA}">
   <ds:schemaRefs>
     <ds:schemaRef ds:uri="http://schemas.openxmlformats.org/officeDocument/2006/bibliography"/>
   </ds:schemaRefs>
